--- a/数媒智创平台_PRD_V2.3.docx
+++ b/数媒智创平台_PRD_V2.3.docx
@@ -345,7 +345,7 @@
                 <w:sz w:val="21"/>
                 <w:szCs w:val="21"/>
               </w:rPr>
-              <w:t xml:space="preserve">阿爪</w:t>
+              <w:t>陈翃</w:t>
             </w:r>
           </w:p>
         </w:tc>
@@ -387,7 +387,7 @@
           </w:tcPr>
           <w:p>
             <w:r>
-              <w:t>阿爪</w:t>
+              <w:t>陈翃</w:t>
             </w:r>
           </w:p>
         </w:tc>
@@ -429,7 +429,7 @@
           </w:tcPr>
           <w:p>
             <w:r>
-              <w:t>阿爪</w:t>
+              <w:t>陈翃</w:t>
             </w:r>
           </w:p>
         </w:tc>
@@ -471,7 +471,7 @@
           </w:tcPr>
           <w:p>
             <w:r>
-              <w:t>阿爪</w:t>
+              <w:t>陈翃</w:t>
             </w:r>
           </w:p>
         </w:tc>
@@ -513,7 +513,7 @@
           </w:tcPr>
           <w:p>
             <w:r>
-              <w:t>阿爪</w:t>
+              <w:t>陈翃</w:t>
             </w:r>
           </w:p>
         </w:tc>
